--- a/EXPERIMENT 2_parvathy.docx
+++ b/EXPERIMENT 2_parvathy.docx
@@ -64,14 +64,7 @@
           <w:sz w:val="28"/>
           <w:szCs w:val="28"/>
         </w:rPr>
-        <w:t xml:space="preserve">) </w:t>
-      </w:r>
-      <w:r>
-        <w:rPr>
-          <w:sz w:val="28"/>
-          <w:szCs w:val="28"/>
-        </w:rPr>
-        <w:t xml:space="preserve">CREATE TABLE </w:t>
+        <w:t xml:space="preserve">) CREATE TABLE </w:t>
       </w:r>
       <w:proofErr w:type="gramStart"/>
       <w:r>
@@ -420,6 +413,367 @@
         </w:rPr>
         <w:t>DESC ENROLLMENT;</w:t>
       </w:r>
+    </w:p>
+    <w:p>
+      <w:pPr>
+        <w:rPr>
+          <w:sz w:val="28"/>
+          <w:szCs w:val="28"/>
+        </w:rPr>
+      </w:pPr>
+      <w:r>
+        <w:rPr>
+          <w:sz w:val="28"/>
+          <w:szCs w:val="28"/>
+        </w:rPr>
+        <w:t>5)</w:t>
+      </w:r>
+      <w:r>
+        <w:t xml:space="preserve"> </w:t>
+      </w:r>
+      <w:r>
+        <w:rPr>
+          <w:sz w:val="28"/>
+          <w:szCs w:val="28"/>
+        </w:rPr>
+        <w:t xml:space="preserve">CREATE INDEX </w:t>
+      </w:r>
+      <w:proofErr w:type="spellStart"/>
+      <w:r>
+        <w:rPr>
+          <w:sz w:val="28"/>
+          <w:szCs w:val="28"/>
+        </w:rPr>
+        <w:t>idx_student_dept</w:t>
+      </w:r>
+      <w:proofErr w:type="spellEnd"/>
+      <w:r>
+        <w:rPr>
+          <w:sz w:val="28"/>
+          <w:szCs w:val="28"/>
+        </w:rPr>
+        <w:t xml:space="preserve"> ON STUDENT_63(DEPARTMENT);</w:t>
+      </w:r>
+    </w:p>
+    <w:p>
+      <w:pPr>
+        <w:rPr>
+          <w:sz w:val="28"/>
+          <w:szCs w:val="28"/>
+        </w:rPr>
+      </w:pPr>
+      <w:r>
+        <w:rPr>
+          <w:sz w:val="28"/>
+          <w:szCs w:val="28"/>
+        </w:rPr>
+        <w:t xml:space="preserve">SELECT </w:t>
+      </w:r>
+      <w:proofErr w:type="spellStart"/>
+      <w:r>
+        <w:rPr>
+          <w:sz w:val="28"/>
+          <w:szCs w:val="28"/>
+        </w:rPr>
+        <w:t>index_name</w:t>
+      </w:r>
+      <w:proofErr w:type="spellEnd"/>
+      <w:r>
+        <w:rPr>
+          <w:sz w:val="28"/>
+          <w:szCs w:val="28"/>
+        </w:rPr>
+        <w:t xml:space="preserve">, </w:t>
+      </w:r>
+      <w:proofErr w:type="spellStart"/>
+      <w:r>
+        <w:rPr>
+          <w:sz w:val="28"/>
+          <w:szCs w:val="28"/>
+        </w:rPr>
+        <w:t>table_name</w:t>
+      </w:r>
+      <w:proofErr w:type="spellEnd"/>
+      <w:r>
+        <w:rPr>
+          <w:sz w:val="28"/>
+          <w:szCs w:val="28"/>
+        </w:rPr>
+        <w:t xml:space="preserve">, status FROM </w:t>
+      </w:r>
+      <w:proofErr w:type="spellStart"/>
+      <w:r>
+        <w:rPr>
+          <w:sz w:val="28"/>
+          <w:szCs w:val="28"/>
+        </w:rPr>
+        <w:t>user_indexes</w:t>
+      </w:r>
+      <w:proofErr w:type="spellEnd"/>
+      <w:r>
+        <w:rPr>
+          <w:sz w:val="28"/>
+          <w:szCs w:val="28"/>
+        </w:rPr>
+        <w:t xml:space="preserve"> WHERE </w:t>
+      </w:r>
+      <w:proofErr w:type="spellStart"/>
+      <w:r>
+        <w:rPr>
+          <w:sz w:val="28"/>
+          <w:szCs w:val="28"/>
+        </w:rPr>
+        <w:t>table_name</w:t>
+      </w:r>
+      <w:proofErr w:type="spellEnd"/>
+      <w:r>
+        <w:rPr>
+          <w:sz w:val="28"/>
+          <w:szCs w:val="28"/>
+        </w:rPr>
+        <w:t xml:space="preserve"> ='STUDENT_63';</w:t>
+      </w:r>
+    </w:p>
+    <w:p>
+      <w:pPr>
+        <w:rPr>
+          <w:sz w:val="28"/>
+          <w:szCs w:val="28"/>
+        </w:rPr>
+      </w:pPr>
+      <w:r>
+        <w:rPr>
+          <w:sz w:val="28"/>
+          <w:szCs w:val="28"/>
+        </w:rPr>
+        <w:t>6)</w:t>
+      </w:r>
+      <w:r>
+        <w:t xml:space="preserve"> </w:t>
+      </w:r>
+      <w:r>
+        <w:rPr>
+          <w:sz w:val="28"/>
+          <w:szCs w:val="28"/>
+        </w:rPr>
+        <w:t xml:space="preserve">CREATE index </w:t>
+      </w:r>
+      <w:proofErr w:type="spellStart"/>
+      <w:r>
+        <w:rPr>
+          <w:sz w:val="28"/>
+          <w:szCs w:val="28"/>
+        </w:rPr>
+        <w:t>idx_instructor_course</w:t>
+      </w:r>
+      <w:proofErr w:type="spellEnd"/>
+      <w:r>
+        <w:rPr>
+          <w:sz w:val="28"/>
+          <w:szCs w:val="28"/>
+        </w:rPr>
+        <w:t xml:space="preserve"> on COURSE_63(INSTRUCTOR_ID);</w:t>
+      </w:r>
+    </w:p>
+    <w:p>
+      <w:pPr>
+        <w:rPr>
+          <w:sz w:val="28"/>
+          <w:szCs w:val="28"/>
+        </w:rPr>
+      </w:pPr>
+      <w:r>
+        <w:rPr>
+          <w:sz w:val="28"/>
+          <w:szCs w:val="28"/>
+        </w:rPr>
+        <w:t xml:space="preserve">SELECT </w:t>
+      </w:r>
+      <w:proofErr w:type="spellStart"/>
+      <w:r>
+        <w:rPr>
+          <w:sz w:val="28"/>
+          <w:szCs w:val="28"/>
+        </w:rPr>
+        <w:t>index_name</w:t>
+      </w:r>
+      <w:proofErr w:type="spellEnd"/>
+      <w:r>
+        <w:rPr>
+          <w:sz w:val="28"/>
+          <w:szCs w:val="28"/>
+        </w:rPr>
+        <w:t xml:space="preserve">, </w:t>
+      </w:r>
+      <w:proofErr w:type="spellStart"/>
+      <w:r>
+        <w:rPr>
+          <w:sz w:val="28"/>
+          <w:szCs w:val="28"/>
+        </w:rPr>
+        <w:t>table_name</w:t>
+      </w:r>
+      <w:proofErr w:type="spellEnd"/>
+      <w:r>
+        <w:rPr>
+          <w:sz w:val="28"/>
+          <w:szCs w:val="28"/>
+        </w:rPr>
+        <w:t xml:space="preserve">, status FROM </w:t>
+      </w:r>
+      <w:proofErr w:type="spellStart"/>
+      <w:r>
+        <w:rPr>
+          <w:sz w:val="28"/>
+          <w:szCs w:val="28"/>
+        </w:rPr>
+        <w:t>user_indexes</w:t>
+      </w:r>
+      <w:proofErr w:type="spellEnd"/>
+      <w:r>
+        <w:rPr>
+          <w:sz w:val="28"/>
+          <w:szCs w:val="28"/>
+        </w:rPr>
+        <w:t xml:space="preserve"> WHERE </w:t>
+      </w:r>
+      <w:proofErr w:type="spellStart"/>
+      <w:r>
+        <w:rPr>
+          <w:sz w:val="28"/>
+          <w:szCs w:val="28"/>
+        </w:rPr>
+        <w:t>table_name</w:t>
+      </w:r>
+      <w:proofErr w:type="spellEnd"/>
+      <w:r>
+        <w:rPr>
+          <w:sz w:val="28"/>
+          <w:szCs w:val="28"/>
+        </w:rPr>
+        <w:t>='COURSE_63';</w:t>
+      </w:r>
+    </w:p>
+    <w:p>
+      <w:pPr>
+        <w:rPr>
+          <w:sz w:val="28"/>
+          <w:szCs w:val="28"/>
+        </w:rPr>
+      </w:pPr>
+      <w:r>
+        <w:rPr>
+          <w:sz w:val="28"/>
+          <w:szCs w:val="28"/>
+        </w:rPr>
+        <w:t>7)</w:t>
+      </w:r>
+      <w:r>
+        <w:t xml:space="preserve"> </w:t>
+      </w:r>
+      <w:r>
+        <w:rPr>
+          <w:sz w:val="28"/>
+          <w:szCs w:val="28"/>
+        </w:rPr>
+        <w:t xml:space="preserve">ALTER table STUDENT_63 </w:t>
+      </w:r>
+      <w:proofErr w:type="gramStart"/>
+      <w:r>
+        <w:rPr>
+          <w:sz w:val="28"/>
+          <w:szCs w:val="28"/>
+        </w:rPr>
+        <w:t>ADD(</w:t>
+      </w:r>
+      <w:proofErr w:type="gramEnd"/>
+      <w:r>
+        <w:rPr>
+          <w:sz w:val="28"/>
+          <w:szCs w:val="28"/>
+        </w:rPr>
+        <w:t>Email varchar(30));</w:t>
+      </w:r>
+    </w:p>
+    <w:p>
+      <w:pPr>
+        <w:rPr>
+          <w:sz w:val="28"/>
+          <w:szCs w:val="28"/>
+        </w:rPr>
+      </w:pPr>
+      <w:proofErr w:type="spellStart"/>
+      <w:r>
+        <w:rPr>
+          <w:sz w:val="28"/>
+          <w:szCs w:val="28"/>
+        </w:rPr>
+        <w:t>desc</w:t>
+      </w:r>
+      <w:proofErr w:type="spellEnd"/>
+      <w:r>
+        <w:rPr>
+          <w:sz w:val="28"/>
+          <w:szCs w:val="28"/>
+        </w:rPr>
+        <w:t xml:space="preserve"> STUDENT_63;</w:t>
+      </w:r>
+    </w:p>
+    <w:p>
+      <w:pPr>
+        <w:rPr>
+          <w:sz w:val="28"/>
+          <w:szCs w:val="28"/>
+        </w:rPr>
+      </w:pPr>
+      <w:r>
+        <w:rPr>
+          <w:sz w:val="28"/>
+          <w:szCs w:val="28"/>
+        </w:rPr>
+        <w:t>8)</w:t>
+      </w:r>
+      <w:r>
+        <w:t xml:space="preserve"> </w:t>
+      </w:r>
+      <w:r>
+        <w:rPr>
+          <w:sz w:val="28"/>
+          <w:szCs w:val="28"/>
+        </w:rPr>
+        <w:t>DROP TABLE ENROLLMENT;</w:t>
+      </w:r>
+    </w:p>
+    <w:p>
+      <w:pPr>
+        <w:rPr>
+          <w:sz w:val="28"/>
+          <w:szCs w:val="28"/>
+        </w:rPr>
+      </w:pPr>
+      <w:r>
+        <w:rPr>
+          <w:sz w:val="28"/>
+          <w:szCs w:val="28"/>
+        </w:rPr>
+        <w:t>DESC ENROLLMENT;</w:t>
+      </w:r>
+    </w:p>
+    <w:p>
+      <w:pPr>
+        <w:rPr>
+          <w:sz w:val="28"/>
+          <w:szCs w:val="28"/>
+        </w:rPr>
+      </w:pPr>
+    </w:p>
+    <w:p>
+      <w:pPr>
+        <w:rPr>
+          <w:sz w:val="28"/>
+          <w:szCs w:val="28"/>
+        </w:rPr>
+      </w:pPr>
     </w:p>
     <w:p>
       <w:pPr>
@@ -748,6 +1102,7 @@
           <w:sz w:val="24"/>
           <w:szCs w:val="24"/>
         </w:rPr>
+        <w:lastRenderedPageBreak/>
         <w:drawing>
           <wp:inline distT="0" distB="0" distL="0" distR="0" wp14:anchorId="4EB1E73F" wp14:editId="4F6B5D0A">
             <wp:extent cx="5534797" cy="1114581"/>
@@ -790,6 +1145,322 @@
           </wp:inline>
         </w:drawing>
       </w:r>
+    </w:p>
+    <w:p>
+      <w:pPr>
+        <w:rPr>
+          <w:sz w:val="24"/>
+          <w:szCs w:val="24"/>
+        </w:rPr>
+      </w:pPr>
+      <w:r>
+        <w:rPr>
+          <w:sz w:val="24"/>
+          <w:szCs w:val="24"/>
+        </w:rPr>
+        <w:t>5)</w:t>
+      </w:r>
+    </w:p>
+    <w:p>
+      <w:pPr>
+        <w:rPr>
+          <w:sz w:val="24"/>
+          <w:szCs w:val="24"/>
+        </w:rPr>
+      </w:pPr>
+      <w:r>
+        <w:rPr>
+          <w:noProof/>
+          <w:sz w:val="24"/>
+          <w:szCs w:val="24"/>
+        </w:rPr>
+        <w:drawing>
+          <wp:inline distT="0" distB="0" distL="0" distR="0" wp14:anchorId="6B4423D2" wp14:editId="342C2C07">
+            <wp:extent cx="2991267" cy="666843"/>
+            <wp:effectExtent l="0" t="0" r="0" b="0"/>
+            <wp:docPr id="1" name="Picture 1"/>
+            <wp:cNvGraphicFramePr>
+              <a:graphicFrameLocks xmlns:a="http://schemas.openxmlformats.org/drawingml/2006/main" noChangeAspect="1"/>
+            </wp:cNvGraphicFramePr>
+            <a:graphic xmlns:a="http://schemas.openxmlformats.org/drawingml/2006/main">
+              <a:graphicData uri="http://schemas.openxmlformats.org/drawingml/2006/picture">
+                <pic:pic xmlns:pic="http://schemas.openxmlformats.org/drawingml/2006/picture">
+                  <pic:nvPicPr>
+                    <pic:cNvPr id="1" name="Picture 1"/>
+                    <pic:cNvPicPr/>
+                  </pic:nvPicPr>
+                  <pic:blipFill>
+                    <a:blip r:embed="rId8">
+                      <a:extLst>
+                        <a:ext uri="{28A0092B-C50C-407E-A947-70E740481C1C}">
+                          <a14:useLocalDpi xmlns:a14="http://schemas.microsoft.com/office/drawing/2010/main" val="0"/>
+                        </a:ext>
+                      </a:extLst>
+                    </a:blip>
+                    <a:stretch>
+                      <a:fillRect/>
+                    </a:stretch>
+                  </pic:blipFill>
+                  <pic:spPr>
+                    <a:xfrm>
+                      <a:off x="0" y="0"/>
+                      <a:ext cx="2991267" cy="666843"/>
+                    </a:xfrm>
+                    <a:prstGeom prst="rect">
+                      <a:avLst/>
+                    </a:prstGeom>
+                  </pic:spPr>
+                </pic:pic>
+              </a:graphicData>
+            </a:graphic>
+          </wp:inline>
+        </w:drawing>
+      </w:r>
+    </w:p>
+    <w:p>
+      <w:pPr>
+        <w:rPr>
+          <w:sz w:val="24"/>
+          <w:szCs w:val="24"/>
+        </w:rPr>
+      </w:pPr>
+    </w:p>
+    <w:p>
+      <w:pPr>
+        <w:rPr>
+          <w:sz w:val="24"/>
+          <w:szCs w:val="24"/>
+        </w:rPr>
+      </w:pPr>
+      <w:r>
+        <w:rPr>
+          <w:sz w:val="24"/>
+          <w:szCs w:val="24"/>
+        </w:rPr>
+        <w:t>6)</w:t>
+      </w:r>
+    </w:p>
+    <w:p>
+      <w:pPr>
+        <w:rPr>
+          <w:sz w:val="24"/>
+          <w:szCs w:val="24"/>
+        </w:rPr>
+      </w:pPr>
+      <w:r>
+        <w:rPr>
+          <w:noProof/>
+          <w:sz w:val="24"/>
+          <w:szCs w:val="24"/>
+        </w:rPr>
+        <w:drawing>
+          <wp:inline distT="0" distB="0" distL="0" distR="0" wp14:anchorId="31F5FEE1" wp14:editId="221D8BE9">
+            <wp:extent cx="3524742" cy="752580"/>
+            <wp:effectExtent l="0" t="0" r="0" b="9525"/>
+            <wp:docPr id="4" name="Picture 4"/>
+            <wp:cNvGraphicFramePr>
+              <a:graphicFrameLocks xmlns:a="http://schemas.openxmlformats.org/drawingml/2006/main" noChangeAspect="1"/>
+            </wp:cNvGraphicFramePr>
+            <a:graphic xmlns:a="http://schemas.openxmlformats.org/drawingml/2006/main">
+              <a:graphicData uri="http://schemas.openxmlformats.org/drawingml/2006/picture">
+                <pic:pic xmlns:pic="http://schemas.openxmlformats.org/drawingml/2006/picture">
+                  <pic:nvPicPr>
+                    <pic:cNvPr id="4" name="Picture 4"/>
+                    <pic:cNvPicPr/>
+                  </pic:nvPicPr>
+                  <pic:blipFill>
+                    <a:blip r:embed="rId9">
+                      <a:extLst>
+                        <a:ext uri="{28A0092B-C50C-407E-A947-70E740481C1C}">
+                          <a14:useLocalDpi xmlns:a14="http://schemas.microsoft.com/office/drawing/2010/main" val="0"/>
+                        </a:ext>
+                      </a:extLst>
+                    </a:blip>
+                    <a:stretch>
+                      <a:fillRect/>
+                    </a:stretch>
+                  </pic:blipFill>
+                  <pic:spPr>
+                    <a:xfrm>
+                      <a:off x="0" y="0"/>
+                      <a:ext cx="3524742" cy="752580"/>
+                    </a:xfrm>
+                    <a:prstGeom prst="rect">
+                      <a:avLst/>
+                    </a:prstGeom>
+                  </pic:spPr>
+                </pic:pic>
+              </a:graphicData>
+            </a:graphic>
+          </wp:inline>
+        </w:drawing>
+      </w:r>
+    </w:p>
+    <w:p>
+      <w:pPr>
+        <w:rPr>
+          <w:sz w:val="24"/>
+          <w:szCs w:val="24"/>
+        </w:rPr>
+      </w:pPr>
+    </w:p>
+    <w:p>
+      <w:pPr>
+        <w:rPr>
+          <w:sz w:val="24"/>
+          <w:szCs w:val="24"/>
+        </w:rPr>
+      </w:pPr>
+      <w:r>
+        <w:rPr>
+          <w:sz w:val="24"/>
+          <w:szCs w:val="24"/>
+        </w:rPr>
+        <w:t>7)</w:t>
+      </w:r>
+      <w:r>
+        <w:rPr>
+          <w:noProof/>
+          <w:sz w:val="24"/>
+          <w:szCs w:val="24"/>
+        </w:rPr>
+        <w:drawing>
+          <wp:inline distT="0" distB="0" distL="0" distR="0" wp14:anchorId="4FA5598B" wp14:editId="37D3B5FF">
+            <wp:extent cx="5731510" cy="1310005"/>
+            <wp:effectExtent l="0" t="0" r="2540" b="4445"/>
+            <wp:docPr id="7" name="Picture 7"/>
+            <wp:cNvGraphicFramePr>
+              <a:graphicFrameLocks xmlns:a="http://schemas.openxmlformats.org/drawingml/2006/main" noChangeAspect="1"/>
+            </wp:cNvGraphicFramePr>
+            <a:graphic xmlns:a="http://schemas.openxmlformats.org/drawingml/2006/main">
+              <a:graphicData uri="http://schemas.openxmlformats.org/drawingml/2006/picture">
+                <pic:pic xmlns:pic="http://schemas.openxmlformats.org/drawingml/2006/picture">
+                  <pic:nvPicPr>
+                    <pic:cNvPr id="7" name="Picture 7"/>
+                    <pic:cNvPicPr/>
+                  </pic:nvPicPr>
+                  <pic:blipFill>
+                    <a:blip r:embed="rId10">
+                      <a:extLst>
+                        <a:ext uri="{28A0092B-C50C-407E-A947-70E740481C1C}">
+                          <a14:useLocalDpi xmlns:a14="http://schemas.microsoft.com/office/drawing/2010/main" val="0"/>
+                        </a:ext>
+                      </a:extLst>
+                    </a:blip>
+                    <a:stretch>
+                      <a:fillRect/>
+                    </a:stretch>
+                  </pic:blipFill>
+                  <pic:spPr>
+                    <a:xfrm>
+                      <a:off x="0" y="0"/>
+                      <a:ext cx="5731510" cy="1310005"/>
+                    </a:xfrm>
+                    <a:prstGeom prst="rect">
+                      <a:avLst/>
+                    </a:prstGeom>
+                  </pic:spPr>
+                </pic:pic>
+              </a:graphicData>
+            </a:graphic>
+          </wp:inline>
+        </w:drawing>
+      </w:r>
+    </w:p>
+    <w:p>
+      <w:pPr>
+        <w:rPr>
+          <w:sz w:val="24"/>
+          <w:szCs w:val="24"/>
+        </w:rPr>
+      </w:pPr>
+    </w:p>
+    <w:p>
+      <w:pPr>
+        <w:rPr>
+          <w:sz w:val="24"/>
+          <w:szCs w:val="24"/>
+        </w:rPr>
+      </w:pPr>
+      <w:r>
+        <w:rPr>
+          <w:sz w:val="24"/>
+          <w:szCs w:val="24"/>
+        </w:rPr>
+        <w:t>8)</w:t>
+      </w:r>
+    </w:p>
+    <w:p>
+      <w:pPr>
+        <w:rPr>
+          <w:sz w:val="24"/>
+          <w:szCs w:val="24"/>
+        </w:rPr>
+      </w:pPr>
+      <w:r>
+        <w:rPr>
+          <w:noProof/>
+          <w:sz w:val="24"/>
+          <w:szCs w:val="24"/>
+        </w:rPr>
+        <w:drawing>
+          <wp:inline distT="0" distB="0" distL="0" distR="0" wp14:anchorId="6B888AC5" wp14:editId="7BDB5D73">
+            <wp:extent cx="2762636" cy="1066949"/>
+            <wp:effectExtent l="0" t="0" r="0" b="0"/>
+            <wp:docPr id="8" name="Picture 8"/>
+            <wp:cNvGraphicFramePr>
+              <a:graphicFrameLocks xmlns:a="http://schemas.openxmlformats.org/drawingml/2006/main" noChangeAspect="1"/>
+            </wp:cNvGraphicFramePr>
+            <a:graphic xmlns:a="http://schemas.openxmlformats.org/drawingml/2006/main">
+              <a:graphicData uri="http://schemas.openxmlformats.org/drawingml/2006/picture">
+                <pic:pic xmlns:pic="http://schemas.openxmlformats.org/drawingml/2006/picture">
+                  <pic:nvPicPr>
+                    <pic:cNvPr id="8" name="Picture 8"/>
+                    <pic:cNvPicPr/>
+                  </pic:nvPicPr>
+                  <pic:blipFill>
+                    <a:blip r:embed="rId11">
+                      <a:extLst>
+                        <a:ext uri="{28A0092B-C50C-407E-A947-70E740481C1C}">
+                          <a14:useLocalDpi xmlns:a14="http://schemas.microsoft.com/office/drawing/2010/main" val="0"/>
+                        </a:ext>
+                      </a:extLst>
+                    </a:blip>
+                    <a:stretch>
+                      <a:fillRect/>
+                    </a:stretch>
+                  </pic:blipFill>
+                  <pic:spPr>
+                    <a:xfrm>
+                      <a:off x="0" y="0"/>
+                      <a:ext cx="2762636" cy="1066949"/>
+                    </a:xfrm>
+                    <a:prstGeom prst="rect">
+                      <a:avLst/>
+                    </a:prstGeom>
+                  </pic:spPr>
+                </pic:pic>
+              </a:graphicData>
+            </a:graphic>
+          </wp:inline>
+        </w:drawing>
+      </w:r>
+    </w:p>
+    <w:p>
+      <w:pPr>
+        <w:rPr>
+          <w:sz w:val="24"/>
+          <w:szCs w:val="24"/>
+        </w:rPr>
+      </w:pPr>
+    </w:p>
+    <w:p>
+      <w:pPr>
+        <w:rPr>
+          <w:sz w:val="24"/>
+          <w:szCs w:val="24"/>
+        </w:rPr>
+      </w:pPr>
     </w:p>
     <w:sectPr>
       <w:pgSz w:w="11906" w:h="16838"/>
